--- a/Assignments/Product_Sprint_Project_Brief.docx
+++ b/Assignments/Product_Sprint_Project_Brief.docx
@@ -426,13 +426,45 @@
         </w:rPr>
         <w:t xml:space="preserve">Vibe-coding: </w:t>
       </w:r>
+      <w:hyperlink r:id="rId10">
+        <w:r>
+          <w:rPr>
+            <w:rStyle w:val="Hyperlink"/>
+            <w:color w:val="0563C1"/>
+            <w:u w:val="single"/>
+            <w:sz w:val="22"/>
+            <w:rFonts w:ascii="Arial" w:hAnsi="Arial"/>
+          </w:rPr>
+          <w:t>Claude Cowork</w:t>
+        </w:r>
+      </w:hyperlink>
       <w:r>
         <w:rPr>
           <w:rFonts w:ascii="Arial" w:hAnsi="Arial"/>
           <w:color w:val="333333"/>
           <w:sz w:val="22"/>
         </w:rPr>
-        <w:t>Claude CoWork or ChatGPT Codex. A $20/month subscription is recommended for the build period.</w:t>
+        <w:t xml:space="preserve"> or </w:t>
+      </w:r>
+      <w:hyperlink r:id="rId11">
+        <w:r>
+          <w:rPr>
+            <w:rStyle w:val="Hyperlink"/>
+            <w:color w:val="0563C1"/>
+            <w:u w:val="single"/>
+            <w:sz w:val="22"/>
+            <w:rFonts w:ascii="Arial" w:hAnsi="Arial"/>
+          </w:rPr>
+          <w:t>ChatGPT Codex</w:t>
+        </w:r>
+      </w:hyperlink>
+      <w:r>
+        <w:rPr>
+          <w:rFonts w:ascii="Arial" w:hAnsi="Arial"/>
+          <w:color w:val="333333"/>
+          <w:sz w:val="22"/>
+        </w:rPr>
+        <w:t>. A $20/month subscription is recommended for the build period.</w:t>
       </w:r>
     </w:p>
     <w:p>
@@ -450,13 +482,25 @@
         </w:rPr>
         <w:t xml:space="preserve">Hosting: </w:t>
       </w:r>
+      <w:hyperlink r:id="rId12">
+        <w:r>
+          <w:rPr>
+            <w:rStyle w:val="Hyperlink"/>
+            <w:color w:val="0563C1"/>
+            <w:u w:val="single"/>
+            <w:sz w:val="22"/>
+            <w:rFonts w:ascii="Arial" w:hAnsi="Arial"/>
+          </w:rPr>
+          <w:t>Railway</w:t>
+        </w:r>
+      </w:hyperlink>
       <w:r>
         <w:rPr>
           <w:rFonts w:ascii="Arial" w:hAnsi="Arial"/>
           <w:color w:val="333333"/>
           <w:sz w:val="22"/>
         </w:rPr>
-        <w:t>Railway. The $5/month Hobby plan is recommended for deploying the app.</w:t>
+        <w:t>. The $5/month Hobby plan is recommended for deploying the app.</w:t>
       </w:r>
     </w:p>
     <w:p>
@@ -480,7 +524,27 @@
           <w:color w:val="333333"/>
           <w:sz w:val="22"/>
         </w:rPr>
-        <w:t>If your project uses an LLM, free Gemini Flash API access is recommended when available.</w:t>
+        <w:t xml:space="preserve">If your project uses an LLM, free </w:t>
+      </w:r>
+      <w:hyperlink r:id="rId13">
+        <w:r>
+          <w:rPr>
+            <w:rStyle w:val="Hyperlink"/>
+            <w:color w:val="0563C1"/>
+            <w:u w:val="single"/>
+            <w:sz w:val="22"/>
+            <w:rFonts w:ascii="Arial" w:hAnsi="Arial"/>
+          </w:rPr>
+          <w:t>Gemini Flash API</w:t>
+        </w:r>
+      </w:hyperlink>
+      <w:r>
+        <w:rPr>
+          <w:rFonts w:ascii="Arial" w:hAnsi="Arial"/>
+          <w:color w:val="333333"/>
+          <w:sz w:val="22"/>
+        </w:rPr>
+        <w:t xml:space="preserve"> access is recommended when available.</w:t>
       </w:r>
     </w:p>
     <w:p>
@@ -530,7 +594,7 @@
           <w:color w:val="333333"/>
           <w:sz w:val="22"/>
         </w:rPr>
-        <w:t>This should explain the product clearly, show the app working, and make the value proposition concrete.</w:t>
+        <w:t>Record the pitch in Zoom and save/export it as an MP4 file. The video should explain the product clearly, show the app working, and make the value proposition concrete.</w:t>
       </w:r>
     </w:p>
     <w:p>
@@ -978,12 +1042,18 @@
         <w:pStyle w:val="Heading2"/>
       </w:pPr>
       <w:r>
-        <w:t>Evaluation Emphasis</w:t>
+        <w:rPr>
+          <w:rFonts w:ascii="Whitney Bold" w:hAnsi="Whitney Bold"/>
+          <w:b/>
+          <w:color w:val="005587"/>
+          <w:sz w:val="28"/>
+        </w:rPr>
+        <w:t>Evaluation and Scoring</w:t>
       </w:r>
     </w:p>
     <w:p>
       <w:pPr>
-        <w:spacing w:after="0"/>
+        <w:spacing w:after="120"/>
       </w:pPr>
       <w:r>
         <w:rPr>
@@ -991,7 +1061,79 @@
           <w:color w:val="333333"/>
           <w:sz w:val="22"/>
         </w:rPr>
-        <w:t>The strongest projects will make a clear argument for a specific use case, demonstrate a working prototype, and speak honestly about limitations. A narrow but coherent product is better than a broad demo whose user, problem, or value proposition is unclear.</w:t>
+        <w:t>Projects will be evaluated through two rounds of class-facing review. The strongest projects will make a clear argument for a specific use case, demonstrate a working prototype, and speak honestly about limitations.</w:t>
+      </w:r>
+    </w:p>
+    <w:p>
+      <w:pPr>
+        <w:pStyle w:val="ListBullet"/>
+        <w:spacing w:after="80" w:line="276" w:lineRule="auto"/>
+        <w:ind w:left="360" w:hanging="360"/>
+      </w:pPr>
+      <w:r>
+        <w:rPr>
+          <w:rFonts w:ascii="Arial" w:hAnsi="Arial"/>
+          <w:b/>
+          <w:color w:val="333333"/>
+          <w:sz w:val="22"/>
+        </w:rPr>
+        <w:t xml:space="preserve">Round 1: class favorites. </w:t>
+      </w:r>
+      <w:r>
+        <w:rPr>
+          <w:rFonts w:ascii="Arial" w:hAnsi="Arial"/>
+          <w:color w:val="333333"/>
+          <w:sz w:val="22"/>
+        </w:rPr>
+        <w:t>After reviewing the apps, the entire class will choose their favorite three apps. The top eight apps, based on total votes, will advance to the Week 10 pitches.</w:t>
+      </w:r>
+    </w:p>
+    <w:p>
+      <w:pPr>
+        <w:pStyle w:val="ListBullet"/>
+        <w:spacing w:after="80" w:line="276" w:lineRule="auto"/>
+        <w:ind w:left="360" w:hanging="360"/>
+      </w:pPr>
+      <w:r>
+        <w:rPr>
+          <w:rFonts w:ascii="Arial" w:hAnsi="Arial"/>
+          <w:b/>
+          <w:color w:val="333333"/>
+          <w:sz w:val="22"/>
+        </w:rPr>
+        <w:t xml:space="preserve">Round 2: Week 10 pitch scoring. </w:t>
+      </w:r>
+      <w:r>
+        <w:rPr>
+          <w:rFonts w:ascii="Arial" w:hAnsi="Arial"/>
+          <w:color w:val="333333"/>
+          <w:sz w:val="22"/>
+        </w:rPr>
+        <w:t>During the Week 10 pitches, everyone will score each advancing app from 1 to 10.</w:t>
+      </w:r>
+    </w:p>
+    <w:p>
+      <w:pPr>
+        <w:pStyle w:val="ListBullet"/>
+        <w:spacing w:after="80" w:line="276" w:lineRule="auto"/>
+        <w:ind w:left="360" w:hanging="360"/>
+      </w:pPr>
+      <w:r>
+        <w:rPr>
+          <w:rFonts w:ascii="Arial" w:hAnsi="Arial"/>
+          <w:b/>
+          <w:color w:val="333333"/>
+          <w:sz w:val="22"/>
+        </w:rPr>
+        <w:t xml:space="preserve">Final score weighting. </w:t>
+      </w:r>
+      <w:r>
+        <w:rPr>
+          <w:rFonts w:ascii="Arial" w:hAnsi="Arial"/>
+          <w:color w:val="333333"/>
+          <w:sz w:val="22"/>
+        </w:rPr>
+        <w:t>The total class score will count for 50% of the pitch score. Professor Sadiq's score will count for 25%, and Alexander's score will count for 25%.</w:t>
       </w:r>
     </w:p>
     <w:sectPr>
